--- a/hardware/W5500_PA_PTT_Control/docs/W5500_PA_PTT_Control_仕様書.docx
+++ b/hardware/W5500_PA_PTT_Control/docs/W5500_PA_PTT_Control_仕様書.docx
@@ -150,7 +150,7 @@
               <w:rPr>
                 <w:sz w:val="19"/>
               </w:rPr>
-              <w:t>作成日</w:t>
+              <w:t>基板の版数(シルク表記)</w:t>
             </w:r>
             <w:r>
               <w:br/>
@@ -159,7 +159,7 @@
               <w:rPr>
                 <w:sz w:val="19"/>
               </w:rPr>
-              <w:t>Created</w:t>
+              <w:t>Board revision (silkscreen)</w:t>
             </w:r>
           </w:p>
         </w:tc>
@@ -172,42 +172,16 @@
               <w:rPr>
                 <w:sz w:val="19"/>
               </w:rPr>
-              <w:t>2026-08-07（Rev.2.0更新: 2026-08-30、実機回路(KiCad)に合わせて全面改訂／Rev.2.1更新: 2026-08-30、電源系統を訂正。J3(外付けDCDCバックコンバータ)は廃止し、U2(L7805)の+5VをMCU1とU1(TA48033S)の両方に供給する単一系統に修正／Rev.2.2更新: 2026-08-31、J1をFreenove実機の40pin DevKitCソケット配列に修正しMCU1もJ1と同じピン番号・信号名に統一。Power(スイッチ後12V)系統に赤色LED(D1)、+12V(入力側)系統に緑色LED(D2)の表示回路を追加／Rev.2.3更新: 2026-09-30、R8を100Ωに変更(KiCad回路図に合わせる)しR9を追記、IPアドレスの記述を固定IP方式に統一、12V電源ONまでの遅延を実装値(5秒)に訂正、Shonan_Lite-RasPI5側の「ESP32 W5500を使用する」設定とPi5 GPIO21によるPTT出力を追記／Rev.2.4更新: 2026-09-30、R8を1kΩ(1/2W推奨)に変更、Q1のベースをGNDへプルダウンするR12(10kΩ)を追加、KiCadのQ5シンボルを2SJ334の足の並び(1=G、2=D、3=S)に合わせて修正、U1・U2・Q5に放熱器を追加／Rev.2.5更新: 2026-09-30、前面・背面の丸型コネクタの裏に配線用の空き(内壁から20mm)を確保するため、放熱器の列を下へ移し(間隔22mm)、トランジスタ・LED・J5・J6を空きの手前へ移動／Rev.2.6更新: 2026-09-30、回路図の一部のGND記号の値が空で別ネットになっていたのを修正、内層をGND・+12Vの全面ベタにし12V出力を幅4mmで引いたうえで残りを自動配線、Q1・Q3を足の間隔2.54mmのTO-92に変更、Power表示LED(D1)・+12V表示LED(D2)を外付けにしてそれぞれJ7・J8で接続、J6・J7・J8をJST XHコネクタ(B2B-XH-A)に変更、R8の基板の穴を1/2W抵抗用に変更、C2をTA48033Sのデータシートどおり33µF・C1とC3を0.33µFに変更、Q3のベースにプルダウン抵抗R13(10kΩ)を追加、J1のGNDピン21〜24・40を接続、Q5の発熱の目安を高温時のオン抵抗で見直し／2026-10-01追記: J1の35番ピン(W5500 RST)の配線が+5Vのビアに0.3mmまで近づいていたため、+5V(</w:t>
-            </w:r>
-            <w:r>
-              <w:rPr>
-                <w:rFonts w:ascii="Menlo" w:hAnsi="Menlo"/>
-                <w:sz w:val="18"/>
-              </w:rPr>
-              <w:t>/+5v0</w:t>
+              <w:t>Rev.1.0(仕様書の版数とは別の番号。対応は下の「版数の対応表」を参照)</w:t>
+            </w:r>
+            <w:r>
+              <w:br/>
             </w:r>
             <w:r>
               <w:rPr>
                 <w:sz w:val="19"/>
               </w:rPr>
-              <w:t>)を信号線から0.5mm以上離し(線幅0.6mm)、J1のピンとピンの間に配線を通さないよう再配線(基板の版数表記はRev.2.6のまま)）</w:t>
-            </w:r>
-            <w:r>
-              <w:br/>
-            </w:r>
-            <w:r>
-              <w:rPr>
-                <w:sz w:val="19"/>
-              </w:rPr>
-              <w:t>2026-08-07 (Rev.2.0 update: 2026-08-30, fully revised to match the actual circuit (KiCad) / Rev.2.1 update: 2026-08-30, power system corrected: J3 (external DC-DC buck converter) removed, and the +5 V from U2 (L7805) now feeds both MCU1 and U1 (TA48033S) as a single system / Rev.2.2 update: 2026-08-31, J1 corrected to the pinout of the actual Freenove 40-pin DevKitC socket and MCU1 unified with J1's pin numbers and signal names; indicator circuits added: a red LED (D1) on the Power (switched 12 V) line and a green LED (D2) on the +12 V (input side) line / Rev.2.3 update: 2026-09-30, R8 changed to 100 Ω (to match the KiCad schematic) and R9 added, IP address description unified to the fixed-IP method, the delay until the 12 V power turns ON corrected to the implemented value (5 seconds), and the "Use ESP32 W5500" setting and PTT output via Pi 5 GPIO21 on the Shonan_Lite-RasPI5 side added / Rev.2.4 update: 2026-09-30, R8 changed to 1 kΩ (1/2 W recommended), R12 (10 kΩ) added to pull Q1's base down to GND, the KiCad symbol of Q5 corrected to the 2SJ334 pinout (1 = G, 2 = D, 3 = S), and heatsinks added to U1, U2 and Q5 / Rev.2.5 update: 2026-09-30, to leave 20 mm of wiring space (from the inner wall) behind the front and back round connectors, the heatsink column moved down (22 mm pitch) and the transistors, LEDs, J5 and J6 moved in front of that space / Rev.2.6 update: 2026-09-30, fixed GND symbols in the schematic whose value was empty (they formed a separate net), made the inner layers full GND and +12 V planes, laid the 12 V output as a 4 mm trace and autorouted the rest, changed Q1 and Q3 to the TO-92 footprint with 2.54 mm lead pitch, made the Power indicator LED (D1) and the +12 V indicator LED (D2) external, connected through J7 and J8, changed J6, J7 and J8 to JST XH connectors (B2B-XH-A), changed the R8 footprint to one for a 1/2 W resistor, changed C2 to 33 µF as in the TA48033S datasheet and C1 and C3 to 0.33 µF, added a pull-down resistor R13 (10 kΩ) on Q3's base, connected J1's GND pins 21–24 and 40, and revised the Q5 heat estimate using the on-resistance at high temperature / added 2026-10-01: because the trace from J1 pin 35 (W5500 RST) came within 0.3 mm of a +5 V via, re-routed so that +5 V (</w:t>
-            </w:r>
-            <w:r>
-              <w:rPr>
-                <w:rFonts w:ascii="Menlo" w:hAnsi="Menlo"/>
-                <w:sz w:val="18"/>
-              </w:rPr>
-              <w:t>/+5v0</w:t>
-            </w:r>
-            <w:r>
-              <w:rPr>
-                <w:sz w:val="19"/>
-              </w:rPr>
-              <w:t>) is at least 0.5 mm from signal traces (0.6 mm wide) and no trace passes between the pins of J1 (the board is still marked Rev.2.6))</w:t>
+              <w:t>Rev.1.0 (a number separate from this document's revision; see "Revision Correspondence" below)</w:t>
             </w:r>
           </w:p>
         </w:tc>
@@ -222,7 +196,7 @@
               <w:rPr>
                 <w:sz w:val="19"/>
               </w:rPr>
-              <w:t>対象ボード</w:t>
+              <w:t>作成日</w:t>
             </w:r>
             <w:r>
               <w:br/>
@@ -231,7 +205,7 @@
               <w:rPr>
                 <w:sz w:val="19"/>
               </w:rPr>
-              <w:t>Target board</w:t>
+              <w:t>Created</w:t>
             </w:r>
           </w:p>
         </w:tc>
@@ -244,7 +218,20 @@
               <w:rPr>
                 <w:sz w:val="19"/>
               </w:rPr>
-              <w:t>ESP32 (WROVER系、無印ESP32) + W5500 イーサネットモジュール</w:t>
+              <w:t>2026-08-07（Rev.2.0更新: 2026-08-30、実機回路(KiCad)に合わせて全面改訂／Rev.2.1更新: 2026-08-30、電源系統を訂正。J3(外付けDCDCバックコンバータ)は廃止し、U2(L7805)の+5VをMCU1とU1(TA48033S)の両方に供給する単一系統に修正／Rev.2.2更新: 2026-08-31、J1をFreenove実機の40pin DevKitCソケット配列に修正しMCU1もJ1と同じピン番号・信号名に統一。Power(スイッチ後12V)系統に赤色LED(D1)、+12V(入力側)系統に緑色LED(D2)の表示回路を追加／Rev.2.3更新: 2026-09-30、R8を100Ωに変更(KiCad回路図に合わせる)しR9を追記、IPアドレスの記述を固定IP方式に統一、12V電源ONまでの遅延を実装値(5秒)に訂正、Shonan_Lite-RasPI5側の「ESP32 W5500を使用する」設定とPi5 GPIO21によるPTT出力を追記／Rev.2.4更新: 2026-09-30、R8を1kΩ(1/2W推奨)に変更、Q1のベースをGNDへプルダウンするR12(10kΩ)を追加、KiCadのQ5シンボルを2SJ334の足の並び(1=G、2=D、3=S)に合わせて修正、U1・U2・Q5に放熱器を追加／Rev.2.5更新: 2026-09-30、前面・背面の丸型コネクタの裏に配線用の空き(内壁から20mm)を確保するため、放熱器の列を下へ移し(間隔22mm)、トランジスタ・LED・J5・J6を空きの手前へ移動／Rev.2.6更新: 2026-09-30、回路図の一部のGND記号の値が空で別ネットになっていたのを修正、内層をGND・+12Vの全面ベタにし12V出力を幅4mmで引いたうえで残りを自動配線、Q1・Q3を足の間隔2.54mmのTO-92に変更、Power表示LED(D1)・+12V表示LED(D2)を外付けにしてそれぞれJ7・J8で接続、J6・J7・J8をJST XHコネクタ(B2B-XH-A)に変更、R8の基板の穴を1/2W抵抗用に変更、C2をTA48033Sのデータシートどおり33µF・C1とC3を0.33µFに変更、Q3のベースにプルダウン抵抗R13(10kΩ)を追加、J1のGNDピン21〜24・40を接続、Q5の発熱の目安を高温時のオン抵抗で見直し／2026-10-01追記: J1の35番ピン(W5500 RST)の配線が+5Vのビアに0.3mmまで近づいていたため、+5V(</w:t>
+            </w:r>
+            <w:r>
+              <w:rPr>
+                <w:rFonts w:ascii="Menlo" w:hAnsi="Menlo"/>
+                <w:sz w:val="18"/>
+              </w:rPr>
+              <w:t>/+5v0</w:t>
+            </w:r>
+            <w:r>
+              <w:rPr>
+                <w:sz w:val="19"/>
+              </w:rPr>
+              <w:t>)を信号線から0.5mm以上離し(線幅0.6mm)、J1のピンとピンの間に配線を通さないよう再配線(基板の版数表記はRev.1.0)）</w:t>
             </w:r>
             <w:r>
               <w:br/>
@@ -253,7 +240,20 @@
               <w:rPr>
                 <w:sz w:val="19"/>
               </w:rPr>
-              <w:t>ESP32 (WROVER family, plain ESP32) + W5500 Ethernet module</w:t>
+              <w:t>2026-08-07 (Rev.2.0 update: 2026-08-30, fully revised to match the actual circuit (KiCad) / Rev.2.1 update: 2026-08-30, power system corrected: J3 (external DC-DC buck converter) removed, and the +5 V from U2 (L7805) now feeds both MCU1 and U1 (TA48033S) as a single system / Rev.2.2 update: 2026-08-31, J1 corrected to the pinout of the actual Freenove 40-pin DevKitC socket and MCU1 unified with J1's pin numbers and signal names; indicator circuits added: a red LED (D1) on the Power (switched 12 V) line and a green LED (D2) on the +12 V (input side) line / Rev.2.3 update: 2026-09-30, R8 changed to 100 Ω (to match the KiCad schematic) and R9 added, IP address description unified to the fixed-IP method, the delay until the 12 V power turns ON corrected to the implemented value (5 seconds), and the "Use ESP32 W5500" setting and PTT output via Pi 5 GPIO21 on the Shonan_Lite-RasPI5 side added / Rev.2.4 update: 2026-09-30, R8 changed to 1 kΩ (1/2 W recommended), R12 (10 kΩ) added to pull Q1's base down to GND, the KiCad symbol of Q5 corrected to the 2SJ334 pinout (1 = G, 2 = D, 3 = S), and heatsinks added to U1, U2 and Q5 / Rev.2.5 update: 2026-09-30, to leave 20 mm of wiring space (from the inner wall) behind the front and back round connectors, the heatsink column moved down (22 mm pitch) and the transistors, LEDs, J5 and J6 moved in front of that space / Rev.2.6 update: 2026-09-30, fixed GND symbols in the schematic whose value was empty (they formed a separate net), made the inner layers full GND and +12 V planes, laid the 12 V output as a 4 mm trace and autorouted the rest, changed Q1 and Q3 to the TO-92 footprint with 2.54 mm lead pitch, made the Power indicator LED (D1) and the +12 V indicator LED (D2) external, connected through J7 and J8, changed J6, J7 and J8 to JST XH connectors (B2B-XH-A), changed the R8 footprint to one for a 1/2 W resistor, changed C2 to 33 µF as in the TA48033S datasheet and C1 and C3 to 0.33 µF, added a pull-down resistor R13 (10 kΩ) on Q3's base, connected J1's GND pins 21–24 and 40, and revised the Q5 heat estimate using the on-resistance at high temperature / added 2026-10-01: because the trace from J1 pin 35 (W5500 RST) came within 0.3 mm of a +5 V via, re-routed so that +5 V (</w:t>
+            </w:r>
+            <w:r>
+              <w:rPr>
+                <w:rFonts w:ascii="Menlo" w:hAnsi="Menlo"/>
+                <w:sz w:val="18"/>
+              </w:rPr>
+              <w:t>/+5v0</w:t>
+            </w:r>
+            <w:r>
+              <w:rPr>
+                <w:sz w:val="19"/>
+              </w:rPr>
+              <w:t>) is at least 0.5 mm from signal traces (0.6 mm wide) and no trace passes between the pins of J1 (the board is marked Rev.1.0))</w:t>
             </w:r>
           </w:p>
         </w:tc>
@@ -268,7 +268,7 @@
               <w:rPr>
                 <w:sz w:val="19"/>
               </w:rPr>
-              <w:t>対象スケッチ</w:t>
+              <w:t>対象ボード</w:t>
             </w:r>
             <w:r>
               <w:br/>
@@ -277,7 +277,7 @@
               <w:rPr>
                 <w:sz w:val="19"/>
               </w:rPr>
-              <w:t>Target sketch</w:t>
+              <w:t>Target board</w:t>
             </w:r>
           </w:p>
         </w:tc>
@@ -288,10 +288,18 @@
           <w:p>
             <w:r>
               <w:rPr>
-                <w:rFonts w:ascii="Menlo" w:hAnsi="Menlo"/>
-                <w:sz w:val="18"/>
-              </w:rPr>
-              <w:t>hardware/W5500_PA_PTT_Control/W5500_PA_PTT_Control.ino</w:t>
+                <w:sz w:val="19"/>
+              </w:rPr>
+              <w:t>ESP32 (WROVER系、無印ESP32) + W5500 イーサネットモジュール</w:t>
+            </w:r>
+            <w:r>
+              <w:br/>
+            </w:r>
+            <w:r>
+              <w:rPr>
+                <w:sz w:val="19"/>
+              </w:rPr>
+              <w:t>ESP32 (WROVER family, plain ESP32) + W5500 Ethernet module</w:t>
             </w:r>
           </w:p>
         </w:tc>
@@ -306,7 +314,7 @@
               <w:rPr>
                 <w:sz w:val="19"/>
               </w:rPr>
-              <w:t>連携先</w:t>
+              <w:t>対象スケッチ</w:t>
             </w:r>
             <w:r>
               <w:br/>
@@ -315,7 +323,7 @@
               <w:rPr>
                 <w:sz w:val="19"/>
               </w:rPr>
-              <w:t>Connected apps</w:t>
+              <w:t>Target sketch</w:t>
             </w:r>
           </w:p>
         </w:tc>
@@ -326,18 +334,10 @@
           <w:p>
             <w:r>
               <w:rPr>
-                <w:sz w:val="19"/>
-              </w:rPr>
-              <w:t>shonan-android（DATV送信アプリ）、Shonan_Lite-androidPhone（本リポジトリのandroid/app、送信のTX開始/終了およびアプリ起動/終了に連動。4.4参照）</w:t>
-            </w:r>
-            <w:r>
-              <w:br/>
-            </w:r>
-            <w:r>
-              <w:rPr>
-                <w:sz w:val="19"/>
-              </w:rPr>
-              <w:t>shonan-android (DATV transmit app), Shonan_Lite-androidPhone (android/app in this repository; linked to TX start/stop and to app start/exit; see 4.4)</w:t>
+                <w:rFonts w:ascii="Menlo" w:hAnsi="Menlo"/>
+                <w:sz w:val="18"/>
+              </w:rPr>
+              <w:t>hardware/W5500_PA_PTT_Control/W5500_PA_PTT_Control.ino</w:t>
             </w:r>
           </w:p>
         </w:tc>
@@ -352,7 +352,7 @@
               <w:rPr>
                 <w:sz w:val="19"/>
               </w:rPr>
-              <w:t>ステータス</w:t>
+              <w:t>連携先</w:t>
             </w:r>
             <w:r>
               <w:br/>
@@ -361,7 +361,7 @@
               <w:rPr>
                 <w:sz w:val="19"/>
               </w:rPr>
-              <w:t>Status</w:t>
+              <w:t>Connected apps</w:t>
             </w:r>
           </w:p>
         </w:tc>
@@ -374,6 +374,52 @@
               <w:rPr>
                 <w:sz w:val="19"/>
               </w:rPr>
+              <w:t>shonan-android（DATV送信アプリ）、Shonan_Lite-androidPhone（本リポジトリのandroid/app、送信のTX開始/終了およびアプリ起動/終了に連動。4.4参照）</w:t>
+            </w:r>
+            <w:r>
+              <w:br/>
+            </w:r>
+            <w:r>
+              <w:rPr>
+                <w:sz w:val="19"/>
+              </w:rPr>
+              <w:t>shonan-android (DATV transmit app), Shonan_Lite-androidPhone (android/app in this repository; linked to TX start/stop and to app start/exit; see 4.4)</w:t>
+            </w:r>
+          </w:p>
+        </w:tc>
+      </w:tr>
+      <w:tr>
+        <w:tc>
+          <w:tcPr>
+            <w:tcW w:type="dxa" w:w="4320"/>
+          </w:tcPr>
+          <w:p>
+            <w:r>
+              <w:rPr>
+                <w:sz w:val="19"/>
+              </w:rPr>
+              <w:t>ステータス</w:t>
+            </w:r>
+            <w:r>
+              <w:br/>
+            </w:r>
+            <w:r>
+              <w:rPr>
+                <w:sz w:val="19"/>
+              </w:rPr>
+              <w:t>Status</w:t>
+            </w:r>
+          </w:p>
+        </w:tc>
+        <w:tc>
+          <w:tcPr>
+            <w:tcW w:type="dxa" w:w="4320"/>
+          </w:tcPr>
+          <w:p>
+            <w:r>
+              <w:rPr>
+                <w:sz w:val="19"/>
+              </w:rPr>
               <w:t>実機ESP32(ESP32-D0WD-V3)へ書き込み・起動確認済み（2026-08-30）。無線機を含めた実地テスト（12V電源/PTT駆動回路との結合試験）は未実施</w:t>
             </w:r>
             <w:r>
@@ -384,6 +430,397 @@
                 <w:sz w:val="19"/>
               </w:rPr>
               <w:t>Written to and boot-confirmed on an actual ESP32 (ESP32-D0WD-V3) (2026-08-30). Field testing including the radio (integration test with the 12 V power/PTT drive circuits) not yet done</w:t>
+            </w:r>
+          </w:p>
+        </w:tc>
+      </w:tr>
+    </w:tbl>
+    <w:p>
+      <w:pPr>
+        <w:pStyle w:val="Heading2"/>
+      </w:pPr>
+      <w:r>
+        <w:rPr/>
+        <w:t>版数の対応表 / Revision Correspondence</w:t>
+      </w:r>
+    </w:p>
+    <w:p>
+      <w:r>
+        <w:rPr/>
+        <w:t>仕様書の版数と基板の版数(シルク表記)は別の番号で管理する。基板を変更して製造し直すときは基板の版数を上げ、この表に行を追加する。</w:t>
+      </w:r>
+    </w:p>
+    <w:p>
+      <w:r>
+        <w:rPr/>
+        <w:t>The revision of this document and the revision of the board (silkscreen) are managed as separate numbers. When the board is changed and manufactured again, raise the board revision and add a row to this table.</w:t>
+      </w:r>
+    </w:p>
+    <w:tbl>
+      <w:tblPr>
+        <w:tblStyle w:val="TableGrid"/>
+        <w:tblW w:type="auto" w:w="0"/>
+        <w:tblLook w:firstColumn="1" w:firstRow="1" w:lastColumn="0" w:lastRow="0" w:noHBand="0" w:noVBand="1" w:val="04A0"/>
+      </w:tblPr>
+      <w:tblGrid>
+        <w:gridCol w:w="2160"/>
+        <w:gridCol w:w="2160"/>
+        <w:gridCol w:w="2160"/>
+        <w:gridCol w:w="2160"/>
+      </w:tblGrid>
+      <w:tr>
+        <w:tc>
+          <w:tcPr>
+            <w:tcW w:type="dxa" w:w="2160"/>
+            <w:shd w:val="clear" w:fill="E8EEF6"/>
+          </w:tcPr>
+          <w:p>
+            <w:r>
+              <w:rPr>
+                <w:b/>
+                <w:sz w:val="19"/>
+              </w:rPr>
+              <w:t>仕様書の版数</w:t>
+            </w:r>
+            <w:r>
+              <w:rPr>
+                <w:b/>
+              </w:rPr>
+              <w:br/>
+            </w:r>
+            <w:r>
+              <w:rPr>
+                <w:b/>
+                <w:sz w:val="19"/>
+              </w:rPr>
+              <w:t>Document revision</w:t>
+            </w:r>
+          </w:p>
+        </w:tc>
+        <w:tc>
+          <w:tcPr>
+            <w:tcW w:type="dxa" w:w="2160"/>
+            <w:shd w:val="clear" w:fill="E8EEF6"/>
+          </w:tcPr>
+          <w:p>
+            <w:r>
+              <w:rPr>
+                <w:b/>
+                <w:sz w:val="19"/>
+              </w:rPr>
+              <w:t>日付</w:t>
+            </w:r>
+            <w:r>
+              <w:rPr>
+                <w:b/>
+              </w:rPr>
+              <w:br/>
+            </w:r>
+            <w:r>
+              <w:rPr>
+                <w:b/>
+                <w:sz w:val="19"/>
+              </w:rPr>
+              <w:t>Date</w:t>
+            </w:r>
+          </w:p>
+        </w:tc>
+        <w:tc>
+          <w:tcPr>
+            <w:tcW w:type="dxa" w:w="2160"/>
+            <w:shd w:val="clear" w:fill="E8EEF6"/>
+          </w:tcPr>
+          <w:p>
+            <w:r>
+              <w:rPr>
+                <w:b/>
+                <w:sz w:val="19"/>
+              </w:rPr>
+              <w:t>基板の版数(シルク表記)</w:t>
+            </w:r>
+            <w:r>
+              <w:rPr>
+                <w:b/>
+              </w:rPr>
+              <w:br/>
+            </w:r>
+            <w:r>
+              <w:rPr>
+                <w:b/>
+                <w:sz w:val="19"/>
+              </w:rPr>
+              <w:t>Board revision (silkscreen)</w:t>
+            </w:r>
+          </w:p>
+        </w:tc>
+        <w:tc>
+          <w:tcPr>
+            <w:tcW w:type="dxa" w:w="2160"/>
+            <w:shd w:val="clear" w:fill="E8EEF6"/>
+          </w:tcPr>
+          <w:p>
+            <w:r>
+              <w:rPr>
+                <w:b/>
+                <w:sz w:val="19"/>
+              </w:rPr>
+              <w:t>備考</w:t>
+            </w:r>
+            <w:r>
+              <w:rPr>
+                <w:b/>
+              </w:rPr>
+              <w:br/>
+            </w:r>
+            <w:r>
+              <w:rPr>
+                <w:b/>
+                <w:sz w:val="19"/>
+              </w:rPr>
+              <w:t>Notes</w:t>
+            </w:r>
+          </w:p>
+        </w:tc>
+      </w:tr>
+      <w:tr>
+        <w:tc>
+          <w:tcPr>
+            <w:tcW w:type="dxa" w:w="2160"/>
+          </w:tcPr>
+          <w:p>
+            <w:r>
+              <w:rPr>
+                <w:sz w:val="19"/>
+              </w:rPr>
+              <w:t>Rev.1.0〜1.1</w:t>
+            </w:r>
+          </w:p>
+        </w:tc>
+        <w:tc>
+          <w:tcPr>
+            <w:tcW w:type="dxa" w:w="2160"/>
+          </w:tcPr>
+          <w:p>
+            <w:r>
+              <w:rPr>
+                <w:sz w:val="19"/>
+              </w:rPr>
+              <w:t>2026-08-07〜</w:t>
+            </w:r>
+          </w:p>
+        </w:tc>
+        <w:tc>
+          <w:tcPr>
+            <w:tcW w:type="dxa" w:w="2160"/>
+          </w:tcPr>
+          <w:p>
+            <w:r>
+              <w:rPr>
+                <w:sz w:val="19"/>
+              </w:rPr>
+              <w:t>—(プリント基板なし)</w:t>
+            </w:r>
+            <w:r>
+              <w:br/>
+            </w:r>
+            <w:r>
+              <w:rPr>
+                <w:sz w:val="19"/>
+              </w:rPr>
+              <w:t>— (no PCB)</w:t>
+            </w:r>
+          </w:p>
+        </w:tc>
+        <w:tc>
+          <w:tcPr>
+            <w:tcW w:type="dxa" w:w="2160"/>
+          </w:tcPr>
+          <w:p>
+            <w:r>
+              <w:rPr>
+                <w:sz w:val="19"/>
+              </w:rPr>
+              <w:t>LNA/PTT/PAの3チャンネル構成の旧仕様。KiCadで回路図を作る前</w:t>
+            </w:r>
+            <w:r>
+              <w:br/>
+            </w:r>
+            <w:r>
+              <w:rPr>
+                <w:sz w:val="19"/>
+              </w:rPr>
+              <w:t>Old specification with three channels (LNA/PTT/PA), before the schematic was drawn in KiCad</w:t>
+            </w:r>
+          </w:p>
+        </w:tc>
+      </w:tr>
+      <w:tr>
+        <w:tc>
+          <w:tcPr>
+            <w:tcW w:type="dxa" w:w="2160"/>
+          </w:tcPr>
+          <w:p>
+            <w:r>
+              <w:rPr>
+                <w:sz w:val="19"/>
+              </w:rPr>
+              <w:t>Rev.2.0〜2.5</w:t>
+            </w:r>
+          </w:p>
+        </w:tc>
+        <w:tc>
+          <w:tcPr>
+            <w:tcW w:type="dxa" w:w="2160"/>
+          </w:tcPr>
+          <w:p>
+            <w:r>
+              <w:rPr>
+                <w:sz w:val="19"/>
+              </w:rPr>
+              <w:t>2026-08-30〜2026-09-30</w:t>
+            </w:r>
+          </w:p>
+        </w:tc>
+        <w:tc>
+          <w:tcPr>
+            <w:tcW w:type="dxa" w:w="2160"/>
+          </w:tcPr>
+          <w:p>
+            <w:r>
+              <w:rPr>
+                <w:sz w:val="19"/>
+              </w:rPr>
+              <w:t>—(未製造)</w:t>
+            </w:r>
+            <w:r>
+              <w:br/>
+            </w:r>
+            <w:r>
+              <w:rPr>
+                <w:sz w:val="19"/>
+              </w:rPr>
+              <w:t>— (not manufactured)</w:t>
+            </w:r>
+          </w:p>
+        </w:tc>
+        <w:tc>
+          <w:tcPr>
+            <w:tcW w:type="dxa" w:w="2160"/>
+          </w:tcPr>
+          <w:p>
+            <w:r>
+              <w:rPr>
+                <w:sz w:val="19"/>
+              </w:rPr>
+              <w:t>KiCadで回路図・基板を設計中</w:t>
+            </w:r>
+            <w:r>
+              <w:br/>
+            </w:r>
+            <w:r>
+              <w:rPr>
+                <w:sz w:val="19"/>
+              </w:rPr>
+              <w:t>Schematic and PCB being designed in KiCad</w:t>
+            </w:r>
+          </w:p>
+        </w:tc>
+      </w:tr>
+      <w:tr>
+        <w:tc>
+          <w:tcPr>
+            <w:tcW w:type="dxa" w:w="2160"/>
+          </w:tcPr>
+          <w:p>
+            <w:r>
+              <w:rPr>
+                <w:sz w:val="19"/>
+              </w:rPr>
+              <w:t>Rev.2.6</w:t>
+            </w:r>
+          </w:p>
+        </w:tc>
+        <w:tc>
+          <w:tcPr>
+            <w:tcW w:type="dxa" w:w="2160"/>
+          </w:tcPr>
+          <w:p>
+            <w:r>
+              <w:rPr>
+                <w:sz w:val="19"/>
+              </w:rPr>
+              <w:t>2026-09-30(2026-10-01追記を含む)</w:t>
+            </w:r>
+            <w:r>
+              <w:br/>
+            </w:r>
+            <w:r>
+              <w:rPr>
+                <w:sz w:val="19"/>
+              </w:rPr>
+              <w:t>2026-09-30 (including the 2026-10-01 additions)</w:t>
+            </w:r>
+          </w:p>
+        </w:tc>
+        <w:tc>
+          <w:tcPr>
+            <w:tcW w:type="dxa" w:w="2160"/>
+          </w:tcPr>
+          <w:p>
+            <w:r>
+              <w:rPr>
+                <w:b/>
+                <w:sz w:val="19"/>
+              </w:rPr>
+              <w:t>Rev.1.0</w:t>
+            </w:r>
+          </w:p>
+        </w:tc>
+        <w:tc>
+          <w:tcPr>
+            <w:tcW w:type="dxa" w:w="2160"/>
+          </w:tcPr>
+          <w:p>
+            <w:r>
+              <w:rPr>
+                <w:sz w:val="19"/>
+              </w:rPr>
+              <w:t>最初に製造する基板。</w:t>
+            </w:r>
+            <w:r>
+              <w:rPr>
+                <w:rFonts w:ascii="Menlo" w:hAnsi="Menlo"/>
+                <w:sz w:val="18"/>
+              </w:rPr>
+              <w:t>fabrication/jlcpcb/</w:t>
+            </w:r>
+            <w:r>
+              <w:rPr>
+                <w:sz w:val="19"/>
+              </w:rPr>
+              <w:t>の発注データはこの版</w:t>
+            </w:r>
+            <w:r>
+              <w:br/>
+            </w:r>
+            <w:r>
+              <w:rPr>
+                <w:sz w:val="19"/>
+              </w:rPr>
+              <w:t xml:space="preserve">The first board to be manufactured. The order data in </w:t>
+            </w:r>
+            <w:r>
+              <w:rPr>
+                <w:rFonts w:ascii="Menlo" w:hAnsi="Menlo"/>
+                <w:sz w:val="18"/>
+              </w:rPr>
+              <w:t>fabrication/jlcpcb/</w:t>
+            </w:r>
+            <w:r>
+              <w:rPr>
+                <w:sz w:val="19"/>
+              </w:rPr>
+              <w:t xml:space="preserve"> is for this revision</w:t>
             </w:r>
           </w:p>
         </w:tc>
